--- a/hitrise-docs/HitRise_用户手册.docx
+++ b/hitrise-docs/HitRise_用户手册.docx
@@ -7,40 +7,6 @@
         <w:spacing w:before="440"/>
         <w:jc w:val="center"/>
       </w:pPr>
-      <w:r>
-        <w:drawing>
-          <wp:inline xmlns:a="http://schemas.openxmlformats.org/drawingml/2006/main" xmlns:pic="http://schemas.openxmlformats.org/drawingml/2006/picture">
-            <wp:extent cx="1417320" cy="1417320"/>
-            <wp:docPr id="1" name="Picture 1"/>
-            <wp:cNvGraphicFramePr>
-              <a:graphicFrameLocks noChangeAspect="1"/>
-            </wp:cNvGraphicFramePr>
-            <a:graphic>
-              <a:graphicData uri="http://schemas.openxmlformats.org/drawingml/2006/picture">
-                <pic:pic>
-                  <pic:nvPicPr>
-                    <pic:cNvPr id="0" name="HitRise_icon_512.png"/>
-                    <pic:cNvPicPr/>
-                  </pic:nvPicPr>
-                  <pic:blipFill>
-                    <a:blip r:embed="rId9"/>
-                    <a:stretch>
-                      <a:fillRect/>
-                    </a:stretch>
-                  </pic:blipFill>
-                  <pic:spPr>
-                    <a:xfrm>
-                      <a:off x="0" y="0"/>
-                      <a:ext cx="1417320" cy="1417320"/>
-                    </a:xfrm>
-                    <a:prstGeom prst="rect"/>
-                  </pic:spPr>
-                </pic:pic>
-              </a:graphicData>
-            </a:graphic>
-          </wp:inline>
-        </w:drawing>
-      </w:r>
     </w:p>
     <w:p>
       <w:pPr>
@@ -82,7 +48,7 @@
           <w:color w:val="52616B"/>
           <w:sz w:val="23"/>
         </w:rPr>
-        <w:t>适用于 HitRise Android APP 与 SENBALL# 智能拳击球设备</w:t>
+        <w:t>适用于 HitRise Android 与 iOS APP 及 SENBALL# 智能拳击球设备</w:t>
       </w:r>
     </w:p>
     <w:tbl>
@@ -391,7 +357,7 @@
                 <w:color w:val="1A1F24"/>
                 <w:sz w:val="18"/>
               </w:rPr>
-              <w:t>当前版本</w:t>
+              <w:t>手册版本</w:t>
             </w:r>
           </w:p>
         </w:tc>
@@ -423,7 +389,7 @@
                 <w:color w:val="1A1F24"/>
                 <w:sz w:val="18"/>
               </w:rPr>
-              <w:t>1.0.0</w:t>
+              <w:t>1.1</w:t>
             </w:r>
           </w:p>
         </w:tc>
@@ -489,7 +455,7 @@
                 <w:color w:val="1A1F24"/>
                 <w:sz w:val="18"/>
               </w:rPr>
-              <w:t>2026-05-21</w:t>
+              <w:t>2026-09-16</w:t>
             </w:r>
           </w:p>
         </w:tc>
@@ -1302,7 +1268,7 @@
           <w:color w:val="1A1F24"/>
           <w:sz w:val="21"/>
         </w:rPr>
-        <w:t>HitRise 是一款配合智能拳击速度球使用的 Android 训练 APP。APP 通过蓝牙连接 SENBALL# 设备，读取拳击次数、电量、充电状态和击打力度，并提供实时训练、回合战报、锻炼成果、榜单排名、个人中心、音效和背景音乐等功能。</w:t>
+        <w:t>HitRise 是一款配合智能拳击速度球使用的 Android 与 iOS 训练 APP。APP 通过蓝牙连接 SENBALL# 设备，读取拳击次数、电量、充电状态和相对力量评分，并提供实时训练、回合战报、锻炼成果、榜单排名、个人中心、音效和背景音乐等功能。</w:t>
       </w:r>
     </w:p>
     <w:tbl>
@@ -1393,7 +1359,7 @@
           <w:color w:val="1A1F24"/>
           <w:sz w:val="20"/>
         </w:rPr>
-        <w:t>实时训练仪表盘：显示回合计时、总击打数、BPM、卡路里、等效燃脂量、力度条形图和连击识别。</w:t>
+        <w:t>实时训练仪表盘：显示回合计时、总击打数、BPM、卡路里、等效燃脂量、相对力量评分条形图和连击识别。</w:t>
       </w:r>
     </w:p>
     <w:p>
@@ -1438,7 +1404,7 @@
           <w:color w:val="1A1F24"/>
           <w:sz w:val="20"/>
         </w:rPr>
-        <w:t>训练战报：按回合记录训练时间、累计击拳数、卡路里、等效燃脂量、最大力度和平均力度。</w:t>
+        <w:t>训练战报：按回合记录训练时间、累计击拳数、卡路里、等效燃脂量、相对力量峰值评分和平均评分。</w:t>
       </w:r>
     </w:p>
     <w:p>
@@ -1453,7 +1419,7 @@
           <w:color w:val="1A1F24"/>
           <w:sz w:val="20"/>
         </w:rPr>
-        <w:t>锻炼成果与榜单：按锻炼时间、拳击次数、最大力度、平均力度、卡路里、等效燃脂量统计。</w:t>
+        <w:t>锻炼成果与榜单：按锻炼时间、拳击次数、相对力量峰值评分、平均评分、卡路里、等效燃脂量统计。</w:t>
       </w:r>
     </w:p>
     <w:p>
@@ -1525,7 +1491,7 @@
           <w:color w:val="1A1F24"/>
           <w:sz w:val="20"/>
         </w:rPr>
-        <w:t>1. 安装 HitRise APK 后打开 APP。</w:t>
+        <w:t>1. 通过应用商店或官方安装包安装 HitRise 后打开 APP。</w:t>
       </w:r>
     </w:p>
     <w:p>
@@ -1790,7 +1756,7 @@
                 <w:color w:val="1A1F24"/>
                 <w:sz w:val="18"/>
               </w:rPr>
-              <w:t>用于拳数、力度、电量和充电状态读取。</w:t>
+              <w:t>用于拳数、相对力量评分、电量和充电状态读取。</w:t>
             </w:r>
           </w:p>
         </w:tc>
@@ -2856,60 +2822,6 @@
     </w:p>
     <w:p>
       <w:pPr>
-        <w:spacing w:after="40"/>
-        <w:jc w:val="center"/>
-      </w:pPr>
-      <w:r>
-        <w:drawing>
-          <wp:inline xmlns:a="http://schemas.openxmlformats.org/drawingml/2006/main" xmlns:pic="http://schemas.openxmlformats.org/drawingml/2006/picture">
-            <wp:extent cx="4251960" cy="7086600"/>
-            <wp:docPr id="2" name="Picture 2"/>
-            <wp:cNvGraphicFramePr>
-              <a:graphicFrameLocks noChangeAspect="1"/>
-            </wp:cNvGraphicFramePr>
-            <a:graphic>
-              <a:graphicData uri="http://schemas.openxmlformats.org/drawingml/2006/picture">
-                <pic:pic>
-                  <pic:nvPicPr>
-                    <pic:cNvPr id="0" name="hitrise_training_layout_latest.png"/>
-                    <pic:cNvPicPr/>
-                  </pic:nvPicPr>
-                  <pic:blipFill>
-                    <a:blip r:embed="rId10"/>
-                    <a:stretch>
-                      <a:fillRect/>
-                    </a:stretch>
-                  </pic:blipFill>
-                  <pic:spPr>
-                    <a:xfrm>
-                      <a:off x="0" y="0"/>
-                      <a:ext cx="4251960" cy="7086600"/>
-                    </a:xfrm>
-                    <a:prstGeom prst="rect"/>
-                  </pic:spPr>
-                </pic:pic>
-              </a:graphicData>
-            </a:graphic>
-          </wp:inline>
-        </w:drawing>
-      </w:r>
-    </w:p>
-    <w:p>
-      <w:pPr>
-        <w:spacing w:after="160"/>
-        <w:jc w:val="center"/>
-      </w:pPr>
-      <w:r>
-        <w:rPr>
-          <w:rFonts w:ascii="Microsoft YaHei" w:hAnsi="Microsoft YaHei" w:eastAsia="Microsoft YaHei"/>
-          <w:color w:val="52616B"/>
-          <w:sz w:val="17"/>
-        </w:rPr>
-        <w:t>实时训练界面示例：回合计时、指标卡、力度图、连击识别、开始/结束按钮</w:t>
-      </w:r>
-    </w:p>
-    <w:p>
-      <w:pPr>
         <w:spacing w:before="160" w:after="100"/>
       </w:pPr>
       <w:r>
@@ -3358,7 +3270,7 @@
                 <w:color w:val="1A1F24"/>
                 <w:sz w:val="18"/>
               </w:rPr>
-              <w:t>击打力度</w:t>
+              <w:t>相对力量评分</w:t>
             </w:r>
           </w:p>
         </w:tc>
@@ -3390,7 +3302,7 @@
                 <w:color w:val="1A1F24"/>
                 <w:sz w:val="18"/>
               </w:rPr>
-              <w:t>按力度渐变的条形图</w:t>
+              <w:t>按评分渐变的条形图</w:t>
             </w:r>
           </w:p>
         </w:tc>
@@ -3422,7 +3334,7 @@
                 <w:color w:val="1A1F24"/>
                 <w:sz w:val="18"/>
               </w:rPr>
-              <w:t>训练结束后展示最小、最大、平均力度。</w:t>
+              <w:t>训练结束后展示最小、最大、平均评分。</w:t>
             </w:r>
           </w:p>
         </w:tc>
@@ -3520,7 +3432,7 @@
                 <w:color w:val="1A1F24"/>
                 <w:sz w:val="18"/>
               </w:rPr>
-              <w:t>根据击打间隔和力度点亮识别结果。</w:t>
+              <w:t>根据击打间隔和相对力量评分点亮识别结果。</w:t>
             </w:r>
           </w:p>
         </w:tc>
@@ -4485,60 +4397,6 @@
     </w:p>
     <w:p>
       <w:pPr>
-        <w:spacing w:after="40"/>
-        <w:jc w:val="center"/>
-      </w:pPr>
-      <w:r>
-        <w:drawing>
-          <wp:inline xmlns:a="http://schemas.openxmlformats.org/drawingml/2006/main" xmlns:pic="http://schemas.openxmlformats.org/drawingml/2006/picture">
-            <wp:extent cx="4297680" cy="7162800"/>
-            <wp:docPr id="3" name="Picture 3"/>
-            <wp:cNvGraphicFramePr>
-              <a:graphicFrameLocks noChangeAspect="1"/>
-            </wp:cNvGraphicFramePr>
-            <a:graphic>
-              <a:graphicData uri="http://schemas.openxmlformats.org/drawingml/2006/picture">
-                <pic:pic>
-                  <pic:nvPicPr>
-                    <pic:cNvPr id="0" name="hitrise_sound_settings_top.png"/>
-                    <pic:cNvPicPr/>
-                  </pic:nvPicPr>
-                  <pic:blipFill>
-                    <a:blip r:embed="rId11"/>
-                    <a:stretch>
-                      <a:fillRect/>
-                    </a:stretch>
-                  </pic:blipFill>
-                  <pic:spPr>
-                    <a:xfrm>
-                      <a:off x="0" y="0"/>
-                      <a:ext cx="4297680" cy="7162800"/>
-                    </a:xfrm>
-                    <a:prstGeom prst="rect"/>
-                  </pic:spPr>
-                </pic:pic>
-              </a:graphicData>
-            </a:graphic>
-          </wp:inline>
-        </w:drawing>
-      </w:r>
-    </w:p>
-    <w:p>
-      <w:pPr>
-        <w:spacing w:after="160"/>
-        <w:jc w:val="center"/>
-      </w:pPr>
-      <w:r>
-        <w:rPr>
-          <w:rFonts w:ascii="Microsoft YaHei" w:hAnsi="Microsoft YaHei" w:eastAsia="Microsoft YaHei"/>
-          <w:color w:val="52616B"/>
-          <w:sz w:val="17"/>
-        </w:rPr>
-        <w:t>设置界面示例：语言、云端音效和背景音乐选择</w:t>
-      </w:r>
-    </w:p>
-    <w:p>
-      <w:pPr>
         <w:pStyle w:val="ListBullet"/>
         <w:spacing w:after="60"/>
         <w:ind w:left="255"/>
@@ -4865,7 +4723,7 @@
                 <w:color w:val="1A1F24"/>
                 <w:sz w:val="18"/>
               </w:rPr>
-              <w:t>最大拳击力度</w:t>
+              <w:t>相对力量峰值评分</w:t>
             </w:r>
           </w:p>
         </w:tc>
@@ -4897,7 +4755,7 @@
                 <w:color w:val="1A1F24"/>
                 <w:sz w:val="18"/>
               </w:rPr>
-              <w:t>本次训练识别到的最大力度，单位 N。</w:t>
+              <w:t>本次训练识别到的最高原始传感器评分，无物理单位。</w:t>
             </w:r>
           </w:p>
         </w:tc>
@@ -4931,7 +4789,7 @@
                 <w:color w:val="1A1F24"/>
                 <w:sz w:val="18"/>
               </w:rPr>
-              <w:t>平均拳击力度</w:t>
+              <w:t>平均相对力量评分</w:t>
             </w:r>
           </w:p>
         </w:tc>
@@ -4963,7 +4821,7 @@
                 <w:color w:val="1A1F24"/>
                 <w:sz w:val="18"/>
               </w:rPr>
-              <w:t>本次训练有效力度样本的平均值，单位 N。</w:t>
+              <w:t>本次训练有效原始传感器评分的平均值，无物理单位。</w:t>
             </w:r>
           </w:p>
         </w:tc>
@@ -5161,7 +5019,7 @@
                 <w:color w:val="1A1F24"/>
                 <w:sz w:val="18"/>
               </w:rPr>
-              <w:t>每个回合单独记录时间、拳数、卡路里、等效燃脂和力度。</w:t>
+              <w:t>每个回合单独记录时间、拳数、卡路里、等效燃脂和相对力量评分。</w:t>
             </w:r>
           </w:p>
         </w:tc>
@@ -5262,60 +5120,6 @@
     </w:p>
     <w:p>
       <w:pPr>
-        <w:spacing w:after="40"/>
-        <w:jc w:val="center"/>
-      </w:pPr>
-      <w:r>
-        <w:drawing>
-          <wp:inline xmlns:a="http://schemas.openxmlformats.org/drawingml/2006/main" xmlns:pic="http://schemas.openxmlformats.org/drawingml/2006/picture">
-            <wp:extent cx="4297680" cy="7162800"/>
-            <wp:docPr id="4" name="Picture 4"/>
-            <wp:cNvGraphicFramePr>
-              <a:graphicFrameLocks noChangeAspect="1"/>
-            </wp:cNvGraphicFramePr>
-            <a:graphic>
-              <a:graphicData uri="http://schemas.openxmlformats.org/drawingml/2006/picture">
-                <pic:pic>
-                  <pic:nvPicPr>
-                    <pic:cNvPr id="0" name="hitrise_achievements_screen.png"/>
-                    <pic:cNvPicPr/>
-                  </pic:nvPicPr>
-                  <pic:blipFill>
-                    <a:blip r:embed="rId12"/>
-                    <a:stretch>
-                      <a:fillRect/>
-                    </a:stretch>
-                  </pic:blipFill>
-                  <pic:spPr>
-                    <a:xfrm>
-                      <a:off x="0" y="0"/>
-                      <a:ext cx="4297680" cy="7162800"/>
-                    </a:xfrm>
-                    <a:prstGeom prst="rect"/>
-                  </pic:spPr>
-                </pic:pic>
-              </a:graphicData>
-            </a:graphic>
-          </wp:inline>
-        </w:drawing>
-      </w:r>
-    </w:p>
-    <w:p>
-      <w:pPr>
-        <w:spacing w:after="160"/>
-        <w:jc w:val="center"/>
-      </w:pPr>
-      <w:r>
-        <w:rPr>
-          <w:rFonts w:ascii="Microsoft YaHei" w:hAnsi="Microsoft YaHei" w:eastAsia="Microsoft YaHei"/>
-          <w:color w:val="52616B"/>
-          <w:sz w:val="17"/>
-        </w:rPr>
-        <w:t>锻炼成果界面示例：段位、徽章和训练统计</w:t>
-      </w:r>
-    </w:p>
-    <w:p>
-      <w:pPr>
         <w:spacing w:before="160" w:after="100"/>
       </w:pPr>
       <w:r>
@@ -5338,7 +5142,7 @@
           <w:color w:val="1A1F24"/>
           <w:sz w:val="21"/>
         </w:rPr>
-        <w:t>锻炼成果页面展示段位、徽章、累计训练表现和最近解锁记录。当前成果围绕以下六类指标建立：锻炼时间、拳击次数、最大拳击力度、平均拳击力度、卡路里消耗、等效燃脂数。</w:t>
+        <w:t>锻炼成果页面展示段位、徽章、累计训练表现和最近解锁记录。当前成果围绕以下六类指标建立：锻炼时间、拳击次数、相对力量峰值评分、平均相对力量评分、卡路里消耗、等效燃脂数。</w:t>
       </w:r>
     </w:p>
     <w:p>
@@ -5595,7 +5399,7 @@
                 <w:color w:val="1A1F24"/>
                 <w:sz w:val="18"/>
               </w:rPr>
-              <w:t>最大拳击力度</w:t>
+              <w:t>相对力量峰值评分</w:t>
             </w:r>
           </w:p>
         </w:tc>
@@ -5627,7 +5431,7 @@
                 <w:color w:val="1A1F24"/>
                 <w:sz w:val="18"/>
               </w:rPr>
-              <w:t>训练中记录到的峰值力度。</w:t>
+              <w:t>训练中记录到的最高原始传感器评分。</w:t>
             </w:r>
           </w:p>
         </w:tc>
@@ -5661,7 +5465,7 @@
                 <w:color w:val="1A1F24"/>
                 <w:sz w:val="18"/>
               </w:rPr>
-              <w:t>平均拳击力度</w:t>
+              <w:t>平均相对力量评分</w:t>
             </w:r>
           </w:p>
         </w:tc>
@@ -5693,7 +5497,7 @@
                 <w:color w:val="1A1F24"/>
                 <w:sz w:val="18"/>
               </w:rPr>
-              <w:t>训练中有效力度样本的平均值。</w:t>
+              <w:t>训练中有效原始传感器评分的平均值。</w:t>
             </w:r>
           </w:p>
         </w:tc>
@@ -5962,7 +5766,7 @@
           <w:color w:val="063F2A"/>
           <w:sz w:val="29"/>
         </w:rPr>
-        <w:t>击打力度</w:t>
+        <w:t>相对力量评分</w:t>
       </w:r>
     </w:p>
     <w:p>
@@ -5975,7 +5779,7 @@
           <w:color w:val="1A1F24"/>
           <w:sz w:val="21"/>
         </w:rPr>
-        <w:t>击打力度根据设备蓝牙协议“数据6”和“数据7”组合计算，单位为 N。APP 对传感器生成的力度数据应用 0.6 系数后显示，用于训练反馈和统计分析。</w:t>
+        <w:t>相对力量评分直接采用设备蓝牙协议“数据6”和“数据7”组合得到的原始 16 位传感器数值，不再乘以换算系数。由于该数值未经标准测力设备标定，因此没有物理单位，不代表公斤、公斤力或牛顿，仅用于相同设备和近似使用条件下的训练反馈与相对比较，不可作为真实力值、产品测力认证或正式比赛判定依据。</w:t>
       </w:r>
     </w:p>
     <w:p>
@@ -6198,7 +6002,7 @@
                 <w:color w:val="1A1F24"/>
                 <w:sz w:val="18"/>
               </w:rPr>
-              <w:t>动态 MET 由拳频和平均力度估算</w:t>
+              <w:t>动态 MET 由拳频和平均相对力量评分估算</w:t>
             </w:r>
           </w:p>
         </w:tc>
@@ -6296,7 +6100,7 @@
                 <w:color w:val="1A1F24"/>
                 <w:sz w:val="18"/>
               </w:rPr>
-              <w:t>拳频越高、平均力度越高，估算消耗越高</w:t>
+              <w:t>拳频越高、平均相对力量评分越高，估算消耗越高</w:t>
             </w:r>
           </w:p>
         </w:tc>
@@ -6907,7 +6711,7 @@
                 <w:color w:val="1A1F24"/>
                 <w:sz w:val="18"/>
               </w:rPr>
-              <w:t>请使用最新 APK。新版本已优化休息后重新开启计数的蓝牙写入顺序。</w:t>
+              <w:t>请将 HitRise 更新到最新版本。新版本已优化休息后重新开启计数的蓝牙写入顺序。</w:t>
             </w:r>
           </w:p>
         </w:tc>
@@ -7179,8 +6983,8 @@
       </w:pPr>
     </w:p>
     <w:sectPr>
-      <w:headerReference w:type="default" r:id="rId13"/>
-      <w:footerReference w:type="default" r:id="rId14"/>
+      <w:headerReference w:type="default" r:id="rId9"/>
+      <w:footerReference w:type="default" r:id="rId10"/>
       <w:pgSz w:w="11906" w:h="16838"/>
       <w:pgMar w:top="1020" w:right="964" w:bottom="1020" w:left="964" w:header="720" w:footer="720" w:gutter="0"/>
       <w:cols w:space="720"/>

--- a/hitrise-docs/HitRise_用户手册.docx
+++ b/hitrise-docs/HitRise_用户手册.docx
@@ -63,6 +63,10 @@
         <w:gridCol w:w="4989"/>
       </w:tblGrid>
       <w:tr>
+        <w:trPr>
+          <w:cantSplit/>
+          <w:tblHeader w:val="true"/>
+        </w:trPr>
         <w:tc>
           <w:tcPr>
             <w:tcW w:type="dxa" w:w="2438"/>
@@ -131,6 +135,9 @@
         </w:tc>
       </w:tr>
       <w:tr>
+        <w:trPr>
+          <w:cantSplit/>
+        </w:trPr>
         <w:tc>
           <w:tcPr>
             <w:tcW w:type="dxa" w:w="2438"/>
@@ -197,6 +204,9 @@
         </w:tc>
       </w:tr>
       <w:tr>
+        <w:trPr>
+          <w:cantSplit/>
+        </w:trPr>
         <w:tc>
           <w:tcPr>
             <w:tcW w:type="dxa" w:w="2438"/>
@@ -263,6 +273,9 @@
         </w:tc>
       </w:tr>
       <w:tr>
+        <w:trPr>
+          <w:cantSplit/>
+        </w:trPr>
         <w:tc>
           <w:tcPr>
             <w:tcW w:type="dxa" w:w="2438"/>
@@ -291,7 +304,7 @@
                 <w:color w:val="1A1F24"/>
                 <w:sz w:val="18"/>
               </w:rPr>
-              <w:t>产品码</w:t>
+              <w:t>产品认证</w:t>
             </w:r>
           </w:p>
         </w:tc>
@@ -323,12 +336,15 @@
                 <w:color w:val="1A1F24"/>
                 <w:sz w:val="18"/>
               </w:rPr>
-              <w:t>HTR01</w:t>
+              <w:t>无需产品序列号或激活码</w:t>
             </w:r>
           </w:p>
         </w:tc>
       </w:tr>
       <w:tr>
+        <w:trPr>
+          <w:cantSplit/>
+        </w:trPr>
         <w:tc>
           <w:tcPr>
             <w:tcW w:type="dxa" w:w="2438"/>
@@ -389,12 +405,15 @@
                 <w:color w:val="1A1F24"/>
                 <w:sz w:val="18"/>
               </w:rPr>
-              <w:t>1.1</w:t>
+              <w:t>1.2</w:t>
             </w:r>
           </w:p>
         </w:tc>
       </w:tr>
       <w:tr>
+        <w:trPr>
+          <w:cantSplit/>
+        </w:trPr>
         <w:tc>
           <w:tcPr>
             <w:tcW w:type="dxa" w:w="2438"/>
@@ -455,7 +474,7 @@
                 <w:color w:val="1A1F24"/>
                 <w:sz w:val="18"/>
               </w:rPr>
-              <w:t>2026-09-16</w:t>
+              <w:t>2026-09-21</w:t>
             </w:r>
           </w:p>
         </w:tc>
@@ -476,6 +495,9 @@
         <w:gridCol w:w="9978"/>
       </w:tblGrid>
       <w:tr>
+        <w:trPr>
+          <w:cantSplit/>
+        </w:trPr>
         <w:tc>
           <w:tcPr>
             <w:tcW w:type="dxa" w:w="9978"/>
@@ -535,6 +557,7 @@
     </w:p>
     <w:p>
       <w:pPr>
+        <w:keepNext/>
         <w:spacing w:before="200" w:after="160"/>
       </w:pPr>
       <w:r>
@@ -559,6 +582,10 @@
         <w:gridCol w:w="4989"/>
       </w:tblGrid>
       <w:tr>
+        <w:trPr>
+          <w:cantSplit/>
+          <w:tblHeader w:val="true"/>
+        </w:trPr>
         <w:tc>
           <w:tcPr>
             <w:tcW w:type="dxa" w:w="1134"/>
@@ -627,6 +654,9 @@
         </w:tc>
       </w:tr>
       <w:tr>
+        <w:trPr>
+          <w:cantSplit/>
+        </w:trPr>
         <w:tc>
           <w:tcPr>
             <w:tcW w:type="dxa" w:w="1134"/>
@@ -693,6 +723,9 @@
         </w:tc>
       </w:tr>
       <w:tr>
+        <w:trPr>
+          <w:cantSplit/>
+        </w:trPr>
         <w:tc>
           <w:tcPr>
             <w:tcW w:type="dxa" w:w="1134"/>
@@ -759,6 +792,9 @@
         </w:tc>
       </w:tr>
       <w:tr>
+        <w:trPr>
+          <w:cantSplit/>
+        </w:trPr>
         <w:tc>
           <w:tcPr>
             <w:tcW w:type="dxa" w:w="1134"/>
@@ -825,6 +861,9 @@
         </w:tc>
       </w:tr>
       <w:tr>
+        <w:trPr>
+          <w:cantSplit/>
+        </w:trPr>
         <w:tc>
           <w:tcPr>
             <w:tcW w:type="dxa" w:w="1134"/>
@@ -891,6 +930,9 @@
         </w:tc>
       </w:tr>
       <w:tr>
+        <w:trPr>
+          <w:cantSplit/>
+        </w:trPr>
         <w:tc>
           <w:tcPr>
             <w:tcW w:type="dxa" w:w="1134"/>
@@ -957,6 +999,9 @@
         </w:tc>
       </w:tr>
       <w:tr>
+        <w:trPr>
+          <w:cantSplit/>
+        </w:trPr>
         <w:tc>
           <w:tcPr>
             <w:tcW w:type="dxa" w:w="1134"/>
@@ -1023,6 +1068,9 @@
         </w:tc>
       </w:tr>
       <w:tr>
+        <w:trPr>
+          <w:cantSplit/>
+        </w:trPr>
         <w:tc>
           <w:tcPr>
             <w:tcW w:type="dxa" w:w="1134"/>
@@ -1089,6 +1137,9 @@
         </w:tc>
       </w:tr>
       <w:tr>
+        <w:trPr>
+          <w:cantSplit/>
+        </w:trPr>
         <w:tc>
           <w:tcPr>
             <w:tcW w:type="dxa" w:w="1134"/>
@@ -1155,6 +1206,9 @@
         </w:tc>
       </w:tr>
       <w:tr>
+        <w:trPr>
+          <w:cantSplit/>
+        </w:trPr>
         <w:tc>
           <w:tcPr>
             <w:tcW w:type="dxa" w:w="1134"/>
@@ -1246,6 +1300,7 @@
     </w:p>
     <w:p>
       <w:pPr>
+        <w:keepNext/>
         <w:spacing w:before="200" w:after="160"/>
       </w:pPr>
       <w:r>
@@ -1281,6 +1336,74 @@
         <w:gridCol w:w="9978"/>
       </w:tblGrid>
       <w:tr>
+        <w:trPr>
+          <w:cantSplit/>
+        </w:trPr>
+        <w:tc>
+          <w:tcPr>
+            <w:tcW w:type="dxa" w:w="9978"/>
+            <w:shd w:fill="E9FFF2"/>
+            <w:tcBorders>
+              <w:top w:val="single" w:sz="10" w:space="0" w:color="00A865"/>
+              <w:left w:val="single" w:sz="10" w:space="0" w:color="00A865"/>
+              <w:bottom w:val="single" w:sz="10" w:space="0" w:color="00A865"/>
+              <w:right w:val="single" w:sz="10" w:space="0" w:color="00A865"/>
+            </w:tcBorders>
+            <w:tcMar>
+              <w:top w:w="150" w:type="dxa"/>
+              <w:start w:w="170" w:type="dxa"/>
+              <w:bottom w:w="150" w:type="dxa"/>
+              <w:end w:w="170" w:type="dxa"/>
+            </w:tcMar>
+          </w:tcPr>
+          <w:p>
+            <w:pPr>
+              <w:spacing w:after="60"/>
+            </w:pPr>
+            <w:r>
+              <w:rPr>
+                <w:rFonts w:ascii="Microsoft YaHei" w:hAnsi="Microsoft YaHei" w:eastAsia="Microsoft YaHei"/>
+                <w:b/>
+                <w:color w:val="063F2A"/>
+                <w:sz w:val="21"/>
+              </w:rPr>
+              <w:t>无需产品激活</w:t>
+            </w:r>
+          </w:p>
+          <w:p>
+            <w:pPr>
+              <w:spacing w:after="0"/>
+            </w:pPr>
+            <w:r>
+              <w:rPr>
+                <w:rFonts w:ascii="Microsoft YaHei" w:hAnsi="Microsoft YaHei" w:eastAsia="Microsoft YaHei"/>
+                <w:color w:val="1A1F24"/>
+                <w:sz w:val="19"/>
+              </w:rPr>
+              <w:t>产品不设置产品序列号或激活码，HitRise 不会要求用户输入此类信息。云端资料使用 APP 自动生成的匿名用户标识，不影响本地训练。</w:t>
+            </w:r>
+          </w:p>
+        </w:tc>
+      </w:tr>
+    </w:tbl>
+    <w:p>
+      <w:pPr>
+        <w:spacing w:after="60"/>
+      </w:pPr>
+    </w:p>
+    <w:tbl>
+      <w:tblPr>
+        <w:tblW w:type="auto" w:w="0"/>
+        <w:jc w:val="center"/>
+        <w:tblLook w:firstColumn="1" w:firstRow="1" w:lastColumn="0" w:lastRow="0" w:noHBand="0" w:noVBand="1" w:val="04A0"/>
+      </w:tblPr>
+      <w:tblGrid>
+        <w:gridCol w:w="9978"/>
+      </w:tblGrid>
+      <w:tr>
+        <w:trPr>
+          <w:cantSplit/>
+        </w:trPr>
         <w:tc>
           <w:tcPr>
             <w:tcW w:type="dxa" w:w="9978"/>
@@ -1335,6 +1458,7 @@
     </w:p>
     <w:p>
       <w:pPr>
+        <w:keepNext/>
         <w:spacing w:before="160" w:after="100"/>
       </w:pPr>
       <w:r>
@@ -1454,6 +1578,7 @@
     </w:p>
     <w:p>
       <w:pPr>
+        <w:keepNext/>
         <w:spacing w:before="200" w:after="160"/>
       </w:pPr>
       <w:r>
@@ -1468,6 +1593,7 @@
     </w:p>
     <w:p>
       <w:pPr>
+        <w:keepNext/>
         <w:spacing w:before="160" w:after="100"/>
       </w:pPr>
       <w:r>
@@ -1538,6 +1664,7 @@
     </w:p>
     <w:p>
       <w:pPr>
+        <w:keepNext/>
         <w:spacing w:before="160" w:after="100"/>
       </w:pPr>
       <w:r>
@@ -1563,6 +1690,10 @@
         <w:gridCol w:w="3326"/>
       </w:tblGrid>
       <w:tr>
+        <w:trPr>
+          <w:cantSplit/>
+          <w:tblHeader w:val="true"/>
+        </w:trPr>
         <w:tc>
           <w:tcPr>
             <w:tcW w:type="dxa" w:w="1701"/>
@@ -1664,6 +1795,9 @@
         </w:tc>
       </w:tr>
       <w:tr>
+        <w:trPr>
+          <w:cantSplit/>
+        </w:trPr>
         <w:tc>
           <w:tcPr>
             <w:tcW w:type="dxa" w:w="1701"/>
@@ -1762,6 +1896,9 @@
         </w:tc>
       </w:tr>
       <w:tr>
+        <w:trPr>
+          <w:cantSplit/>
+        </w:trPr>
         <w:tc>
           <w:tcPr>
             <w:tcW w:type="dxa" w:w="1701"/>
@@ -1860,6 +1997,9 @@
         </w:tc>
       </w:tr>
       <w:tr>
+        <w:trPr>
+          <w:cantSplit/>
+        </w:trPr>
         <w:tc>
           <w:tcPr>
             <w:tcW w:type="dxa" w:w="1701"/>
@@ -1958,6 +2098,9 @@
         </w:tc>
       </w:tr>
       <w:tr>
+        <w:trPr>
+          <w:cantSplit/>
+        </w:trPr>
         <w:tc>
           <w:tcPr>
             <w:tcW w:type="dxa" w:w="1701"/>
@@ -2071,6 +2214,9 @@
         <w:gridCol w:w="9978"/>
       </w:tblGrid>
       <w:tr>
+        <w:trPr>
+          <w:cantSplit/>
+        </w:trPr>
         <w:tc>
           <w:tcPr>
             <w:tcW w:type="dxa" w:w="9978"/>
@@ -2125,6 +2271,7 @@
     </w:p>
     <w:p>
       <w:pPr>
+        <w:keepNext/>
         <w:spacing w:before="200" w:after="160"/>
       </w:pPr>
       <w:r>
@@ -2139,6 +2286,7 @@
     </w:p>
     <w:p>
       <w:pPr>
+        <w:keepNext/>
         <w:spacing w:before="160" w:after="100"/>
       </w:pPr>
       <w:r>
@@ -2209,6 +2357,7 @@
     </w:p>
     <w:p>
       <w:pPr>
+        <w:keepNext/>
         <w:spacing w:before="160" w:after="100"/>
       </w:pPr>
       <w:r>
@@ -2234,6 +2383,10 @@
         <w:gridCol w:w="3326"/>
       </w:tblGrid>
       <w:tr>
+        <w:trPr>
+          <w:cantSplit/>
+          <w:tblHeader w:val="true"/>
+        </w:trPr>
         <w:tc>
           <w:tcPr>
             <w:tcW w:type="dxa" w:w="1871"/>
@@ -2335,6 +2488,9 @@
         </w:tc>
       </w:tr>
       <w:tr>
+        <w:trPr>
+          <w:cantSplit/>
+        </w:trPr>
         <w:tc>
           <w:tcPr>
             <w:tcW w:type="dxa" w:w="1871"/>
@@ -2433,6 +2589,9 @@
         </w:tc>
       </w:tr>
       <w:tr>
+        <w:trPr>
+          <w:cantSplit/>
+        </w:trPr>
         <w:tc>
           <w:tcPr>
             <w:tcW w:type="dxa" w:w="1871"/>
@@ -2531,6 +2690,9 @@
         </w:tc>
       </w:tr>
       <w:tr>
+        <w:trPr>
+          <w:cantSplit/>
+        </w:trPr>
         <w:tc>
           <w:tcPr>
             <w:tcW w:type="dxa" w:w="1871"/>
@@ -2629,6 +2791,9 @@
         </w:tc>
       </w:tr>
       <w:tr>
+        <w:trPr>
+          <w:cantSplit/>
+        </w:trPr>
         <w:tc>
           <w:tcPr>
             <w:tcW w:type="dxa" w:w="1871"/>
@@ -2734,6 +2899,7 @@
     </w:p>
     <w:p>
       <w:pPr>
+        <w:keepNext/>
         <w:spacing w:before="160" w:after="100"/>
       </w:pPr>
       <w:r>
@@ -2808,6 +2974,7 @@
     </w:p>
     <w:p>
       <w:pPr>
+        <w:keepNext/>
         <w:spacing w:before="200" w:after="160"/>
       </w:pPr>
       <w:r>
@@ -2822,6 +2989,7 @@
     </w:p>
     <w:p>
       <w:pPr>
+        <w:keepNext/>
         <w:spacing w:before="160" w:after="100"/>
       </w:pPr>
       <w:r>
@@ -2847,6 +3015,10 @@
         <w:gridCol w:w="3326"/>
       </w:tblGrid>
       <w:tr>
+        <w:trPr>
+          <w:cantSplit/>
+          <w:tblHeader w:val="true"/>
+        </w:trPr>
         <w:tc>
           <w:tcPr>
             <w:tcW w:type="dxa" w:w="1814"/>
@@ -2948,6 +3120,9 @@
         </w:tc>
       </w:tr>
       <w:tr>
+        <w:trPr>
+          <w:cantSplit/>
+        </w:trPr>
         <w:tc>
           <w:tcPr>
             <w:tcW w:type="dxa" w:w="1814"/>
@@ -3046,6 +3221,9 @@
         </w:tc>
       </w:tr>
       <w:tr>
+        <w:trPr>
+          <w:cantSplit/>
+        </w:trPr>
         <w:tc>
           <w:tcPr>
             <w:tcW w:type="dxa" w:w="1814"/>
@@ -3144,6 +3322,9 @@
         </w:tc>
       </w:tr>
       <w:tr>
+        <w:trPr>
+          <w:cantSplit/>
+        </w:trPr>
         <w:tc>
           <w:tcPr>
             <w:tcW w:type="dxa" w:w="1814"/>
@@ -3242,6 +3423,9 @@
         </w:tc>
       </w:tr>
       <w:tr>
+        <w:trPr>
+          <w:cantSplit/>
+        </w:trPr>
         <w:tc>
           <w:tcPr>
             <w:tcW w:type="dxa" w:w="1814"/>
@@ -3340,6 +3524,9 @@
         </w:tc>
       </w:tr>
       <w:tr>
+        <w:trPr>
+          <w:cantSplit/>
+        </w:trPr>
         <w:tc>
           <w:tcPr>
             <w:tcW w:type="dxa" w:w="1814"/>
@@ -3438,6 +3625,9 @@
         </w:tc>
       </w:tr>
       <w:tr>
+        <w:trPr>
+          <w:cantSplit/>
+        </w:trPr>
         <w:tc>
           <w:tcPr>
             <w:tcW w:type="dxa" w:w="1814"/>
@@ -3543,6 +3733,7 @@
     </w:p>
     <w:p>
       <w:pPr>
+        <w:keepNext/>
         <w:spacing w:before="160" w:after="100"/>
       </w:pPr>
       <w:r>
@@ -3613,6 +3804,7 @@
     </w:p>
     <w:p>
       <w:pPr>
+        <w:keepNext/>
         <w:spacing w:before="160" w:after="100"/>
       </w:pPr>
       <w:r>
@@ -3672,6 +3864,7 @@
     </w:p>
     <w:p>
       <w:pPr>
+        <w:keepNext/>
         <w:spacing w:before="200" w:after="160"/>
       </w:pPr>
       <w:r>
@@ -3686,6 +3879,7 @@
     </w:p>
     <w:p>
       <w:pPr>
+        <w:keepNext/>
         <w:spacing w:before="160" w:after="100"/>
       </w:pPr>
       <w:r>
@@ -3711,6 +3905,10 @@
         <w:gridCol w:w="3326"/>
       </w:tblGrid>
       <w:tr>
+        <w:trPr>
+          <w:cantSplit/>
+          <w:tblHeader w:val="true"/>
+        </w:trPr>
         <w:tc>
           <w:tcPr>
             <w:tcW w:type="dxa" w:w="1757"/>
@@ -3812,6 +4010,9 @@
         </w:tc>
       </w:tr>
       <w:tr>
+        <w:trPr>
+          <w:cantSplit/>
+        </w:trPr>
         <w:tc>
           <w:tcPr>
             <w:tcW w:type="dxa" w:w="1757"/>
@@ -3910,6 +4111,9 @@
         </w:tc>
       </w:tr>
       <w:tr>
+        <w:trPr>
+          <w:cantSplit/>
+        </w:trPr>
         <w:tc>
           <w:tcPr>
             <w:tcW w:type="dxa" w:w="1757"/>
@@ -4008,6 +4212,9 @@
         </w:tc>
       </w:tr>
       <w:tr>
+        <w:trPr>
+          <w:cantSplit/>
+        </w:trPr>
         <w:tc>
           <w:tcPr>
             <w:tcW w:type="dxa" w:w="1757"/>
@@ -4106,6 +4313,9 @@
         </w:tc>
       </w:tr>
       <w:tr>
+        <w:trPr>
+          <w:cantSplit/>
+        </w:trPr>
         <w:tc>
           <w:tcPr>
             <w:tcW w:type="dxa" w:w="1757"/>
@@ -4204,6 +4414,9 @@
         </w:tc>
       </w:tr>
       <w:tr>
+        <w:trPr>
+          <w:cantSplit/>
+        </w:trPr>
         <w:tc>
           <w:tcPr>
             <w:tcW w:type="dxa" w:w="1757"/>
@@ -4264,7 +4477,7 @@
                 <w:color w:val="1A1F24"/>
                 <w:sz w:val="18"/>
               </w:rPr>
-              <w:t>40-140，5 BPM 步进</w:t>
+              <w:t>100-300，默认 100，5 BPM 步进</w:t>
             </w:r>
           </w:p>
         </w:tc>
@@ -4296,7 +4509,7 @@
                 <w:color w:val="1A1F24"/>
                 <w:sz w:val="18"/>
               </w:rPr>
-              <w:t>跟拍模式下用于节拍评分和训练律动。</w:t>
+              <w:t>保存值同时用于节拍评分和实际鼓点播放。</w:t>
             </w:r>
           </w:p>
         </w:tc>
@@ -4309,6 +4522,7 @@
     </w:p>
     <w:p>
       <w:pPr>
+        <w:keepNext/>
         <w:spacing w:before="160" w:after="100"/>
       </w:pPr>
       <w:r>
@@ -4319,6 +4533,21 @@
           <w:sz w:val="29"/>
         </w:rPr>
         <w:t>节拍评分</w:t>
+      </w:r>
+    </w:p>
+    <w:p>
+      <w:pPr>
+        <w:pStyle w:val="ListBullet"/>
+        <w:spacing w:after="60"/>
+        <w:ind w:left="255"/>
+      </w:pPr>
+      <w:r>
+        <w:rPr>
+          <w:rFonts w:ascii="Microsoft YaHei" w:hAnsi="Microsoft YaHei" w:eastAsia="Microsoft YaHei"/>
+          <w:color w:val="1A1F24"/>
+          <w:sz w:val="20"/>
+        </w:rPr>
+        <w:t>BPM 默认值为 100（热身节奏），最高可设为 300（极限节奏）；保存后显示值、评分节拍和鼓点播放速度保持一致。</w:t>
       </w:r>
     </w:p>
     <w:p>
@@ -4383,6 +4612,7 @@
     </w:p>
     <w:p>
       <w:pPr>
+        <w:keepNext/>
         <w:spacing w:before="160" w:after="100"/>
       </w:pPr>
       <w:r>
@@ -4456,7 +4686,13 @@
       </w:r>
     </w:p>
     <w:p>
+      <w:r>
+        <w:br w:type="page"/>
+      </w:r>
+    </w:p>
+    <w:p>
       <w:pPr>
+        <w:keepNext/>
         <w:spacing w:before="200" w:after="160"/>
       </w:pPr>
       <w:r>
@@ -4471,6 +4707,7 @@
     </w:p>
     <w:p>
       <w:pPr>
+        <w:keepNext/>
         <w:spacing w:before="160" w:after="100"/>
       </w:pPr>
       <w:r>
@@ -4495,6 +4732,10 @@
         <w:gridCol w:w="4989"/>
       </w:tblGrid>
       <w:tr>
+        <w:trPr>
+          <w:cantSplit/>
+          <w:tblHeader w:val="true"/>
+        </w:trPr>
         <w:tc>
           <w:tcPr>
             <w:tcW w:type="dxa" w:w="2381"/>
@@ -4563,6 +4804,9 @@
         </w:tc>
       </w:tr>
       <w:tr>
+        <w:trPr>
+          <w:cantSplit/>
+        </w:trPr>
         <w:tc>
           <w:tcPr>
             <w:tcW w:type="dxa" w:w="2381"/>
@@ -4629,6 +4873,9 @@
         </w:tc>
       </w:tr>
       <w:tr>
+        <w:trPr>
+          <w:cantSplit/>
+        </w:trPr>
         <w:tc>
           <w:tcPr>
             <w:tcW w:type="dxa" w:w="2381"/>
@@ -4695,6 +4942,9 @@
         </w:tc>
       </w:tr>
       <w:tr>
+        <w:trPr>
+          <w:cantSplit/>
+        </w:trPr>
         <w:tc>
           <w:tcPr>
             <w:tcW w:type="dxa" w:w="2381"/>
@@ -4761,6 +5011,9 @@
         </w:tc>
       </w:tr>
       <w:tr>
+        <w:trPr>
+          <w:cantSplit/>
+        </w:trPr>
         <w:tc>
           <w:tcPr>
             <w:tcW w:type="dxa" w:w="2381"/>
@@ -4827,6 +5080,9 @@
         </w:tc>
       </w:tr>
       <w:tr>
+        <w:trPr>
+          <w:cantSplit/>
+        </w:trPr>
         <w:tc>
           <w:tcPr>
             <w:tcW w:type="dxa" w:w="2381"/>
@@ -4893,6 +5149,9 @@
         </w:tc>
       </w:tr>
       <w:tr>
+        <w:trPr>
+          <w:cantSplit/>
+        </w:trPr>
         <w:tc>
           <w:tcPr>
             <w:tcW w:type="dxa" w:w="2381"/>
@@ -4959,6 +5218,9 @@
         </w:tc>
       </w:tr>
       <w:tr>
+        <w:trPr>
+          <w:cantSplit/>
+        </w:trPr>
         <w:tc>
           <w:tcPr>
             <w:tcW w:type="dxa" w:w="2381"/>
@@ -5032,6 +5294,7 @@
     </w:p>
     <w:p>
       <w:pPr>
+        <w:keepNext/>
         <w:spacing w:before="160" w:after="100"/>
       </w:pPr>
       <w:r>
@@ -5106,6 +5369,7 @@
     </w:p>
     <w:p>
       <w:pPr>
+        <w:keepNext/>
         <w:spacing w:before="200" w:after="160"/>
       </w:pPr>
       <w:r>
@@ -5120,6 +5384,7 @@
     </w:p>
     <w:p>
       <w:pPr>
+        <w:keepNext/>
         <w:spacing w:before="160" w:after="100"/>
       </w:pPr>
       <w:r>
@@ -5147,6 +5412,7 @@
     </w:p>
     <w:p>
       <w:pPr>
+        <w:keepNext/>
         <w:spacing w:before="160" w:after="100"/>
       </w:pPr>
       <w:r>
@@ -5171,6 +5437,10 @@
         <w:gridCol w:w="4989"/>
       </w:tblGrid>
       <w:tr>
+        <w:trPr>
+          <w:cantSplit/>
+          <w:tblHeader w:val="true"/>
+        </w:trPr>
         <w:tc>
           <w:tcPr>
             <w:tcW w:type="dxa" w:w="2381"/>
@@ -5239,6 +5509,9 @@
         </w:tc>
       </w:tr>
       <w:tr>
+        <w:trPr>
+          <w:cantSplit/>
+        </w:trPr>
         <w:tc>
           <w:tcPr>
             <w:tcW w:type="dxa" w:w="2381"/>
@@ -5305,6 +5578,9 @@
         </w:tc>
       </w:tr>
       <w:tr>
+        <w:trPr>
+          <w:cantSplit/>
+        </w:trPr>
         <w:tc>
           <w:tcPr>
             <w:tcW w:type="dxa" w:w="2381"/>
@@ -5371,6 +5647,9 @@
         </w:tc>
       </w:tr>
       <w:tr>
+        <w:trPr>
+          <w:cantSplit/>
+        </w:trPr>
         <w:tc>
           <w:tcPr>
             <w:tcW w:type="dxa" w:w="2381"/>
@@ -5437,6 +5716,9 @@
         </w:tc>
       </w:tr>
       <w:tr>
+        <w:trPr>
+          <w:cantSplit/>
+        </w:trPr>
         <w:tc>
           <w:tcPr>
             <w:tcW w:type="dxa" w:w="2381"/>
@@ -5503,6 +5785,9 @@
         </w:tc>
       </w:tr>
       <w:tr>
+        <w:trPr>
+          <w:cantSplit/>
+        </w:trPr>
         <w:tc>
           <w:tcPr>
             <w:tcW w:type="dxa" w:w="2381"/>
@@ -5569,6 +5854,9 @@
         </w:tc>
       </w:tr>
       <w:tr>
+        <w:trPr>
+          <w:cantSplit/>
+        </w:trPr>
         <w:tc>
           <w:tcPr>
             <w:tcW w:type="dxa" w:w="2381"/>
@@ -5642,6 +5930,7 @@
     </w:p>
     <w:p>
       <w:pPr>
+        <w:keepNext/>
         <w:spacing w:before="160" w:after="100"/>
       </w:pPr>
       <w:r>
@@ -5666,7 +5955,7 @@
           <w:color w:val="1A1F24"/>
           <w:sz w:val="20"/>
         </w:rPr>
-        <w:t>查看昵称、头像、地区、语言和训练概览。</w:t>
+        <w:t>查看昵称、头像、地区、语言、匿名用户编号和训练概览；匿名用户编号不是产品序列号。</w:t>
       </w:r>
     </w:p>
     <w:p>
@@ -5716,6 +6005,7 @@
     </w:p>
     <w:p>
       <w:pPr>
+        <w:keepNext/>
         <w:spacing w:before="200" w:after="160"/>
       </w:pPr>
       <w:r>
@@ -5730,6 +6020,7 @@
     </w:p>
     <w:p>
       <w:pPr>
+        <w:keepNext/>
         <w:spacing w:before="160" w:after="100"/>
       </w:pPr>
       <w:r>
@@ -5757,6 +6048,7 @@
     </w:p>
     <w:p>
       <w:pPr>
+        <w:keepNext/>
         <w:spacing w:before="160" w:after="100"/>
       </w:pPr>
       <w:r>
@@ -5784,6 +6076,7 @@
     </w:p>
     <w:p>
       <w:pPr>
+        <w:keepNext/>
         <w:spacing w:before="160" w:after="100"/>
       </w:pPr>
       <w:r>
@@ -5809,6 +6102,10 @@
         <w:gridCol w:w="3326"/>
       </w:tblGrid>
       <w:tr>
+        <w:trPr>
+          <w:cantSplit/>
+          <w:tblHeader w:val="true"/>
+        </w:trPr>
         <w:tc>
           <w:tcPr>
             <w:tcW w:type="dxa" w:w="1871"/>
@@ -5910,6 +6207,9 @@
         </w:tc>
       </w:tr>
       <w:tr>
+        <w:trPr>
+          <w:cantSplit/>
+        </w:trPr>
         <w:tc>
           <w:tcPr>
             <w:tcW w:type="dxa" w:w="1871"/>
@@ -6008,6 +6308,9 @@
         </w:tc>
       </w:tr>
       <w:tr>
+        <w:trPr>
+          <w:cantSplit/>
+        </w:trPr>
         <w:tc>
           <w:tcPr>
             <w:tcW w:type="dxa" w:w="1871"/>
@@ -6106,6 +6409,9 @@
         </w:tc>
       </w:tr>
       <w:tr>
+        <w:trPr>
+          <w:cantSplit/>
+        </w:trPr>
         <w:tc>
           <w:tcPr>
             <w:tcW w:type="dxa" w:w="1871"/>
@@ -6219,6 +6525,9 @@
         <w:gridCol w:w="9978"/>
       </w:tblGrid>
       <w:tr>
+        <w:trPr>
+          <w:cantSplit/>
+        </w:trPr>
         <w:tc>
           <w:tcPr>
             <w:tcW w:type="dxa" w:w="9978"/>
@@ -6273,6 +6582,7 @@
     </w:p>
     <w:p>
       <w:pPr>
+        <w:keepNext/>
         <w:spacing w:before="200" w:after="160"/>
       </w:pPr>
       <w:r>
@@ -6287,6 +6597,7 @@
     </w:p>
     <w:p>
       <w:pPr>
+        <w:keepNext/>
         <w:spacing w:before="160" w:after="100"/>
       </w:pPr>
       <w:r>
@@ -6361,6 +6672,7 @@
     </w:p>
     <w:p>
       <w:pPr>
+        <w:keepNext/>
         <w:spacing w:before="160" w:after="100"/>
       </w:pPr>
       <w:r>
@@ -6385,6 +6697,10 @@
         <w:gridCol w:w="4989"/>
       </w:tblGrid>
       <w:tr>
+        <w:trPr>
+          <w:cantSplit/>
+          <w:tblHeader w:val="true"/>
+        </w:trPr>
         <w:tc>
           <w:tcPr>
             <w:tcW w:type="dxa" w:w="2268"/>
@@ -6396,9 +6712,9 @@
               <w:right w:val="single" w:sz="6" w:space="0" w:color="C9D4DA"/>
             </w:tcBorders>
             <w:tcMar>
-              <w:top w:w="130" w:type="dxa"/>
+              <w:top w:w="90" w:type="dxa"/>
               <w:start w:w="130" w:type="dxa"/>
-              <w:bottom w:w="130" w:type="dxa"/>
+              <w:bottom w:w="90" w:type="dxa"/>
               <w:end w:w="130" w:type="dxa"/>
             </w:tcMar>
             <w:vAlign w:val="center"/>
@@ -6429,9 +6745,9 @@
               <w:right w:val="single" w:sz="6" w:space="0" w:color="C9D4DA"/>
             </w:tcBorders>
             <w:tcMar>
-              <w:top w:w="130" w:type="dxa"/>
+              <w:top w:w="90" w:type="dxa"/>
               <w:start w:w="130" w:type="dxa"/>
-              <w:bottom w:w="130" w:type="dxa"/>
+              <w:bottom w:w="90" w:type="dxa"/>
               <w:end w:w="130" w:type="dxa"/>
             </w:tcMar>
             <w:vAlign w:val="center"/>
@@ -6453,6 +6769,9 @@
         </w:tc>
       </w:tr>
       <w:tr>
+        <w:trPr>
+          <w:cantSplit/>
+        </w:trPr>
         <w:tc>
           <w:tcPr>
             <w:tcW w:type="dxa" w:w="2268"/>
@@ -6464,9 +6783,9 @@
               <w:right w:val="single" w:sz="6" w:space="0" w:color="D6DEE4"/>
             </w:tcBorders>
             <w:tcMar>
-              <w:top w:w="120" w:type="dxa"/>
+              <w:top w:w="80" w:type="dxa"/>
               <w:start w:w="130" w:type="dxa"/>
-              <w:bottom w:w="120" w:type="dxa"/>
+              <w:bottom w:w="80" w:type="dxa"/>
               <w:end w:w="130" w:type="dxa"/>
             </w:tcMar>
             <w:vAlign w:val="center"/>
@@ -6496,9 +6815,9 @@
               <w:right w:val="single" w:sz="6" w:space="0" w:color="D6DEE4"/>
             </w:tcBorders>
             <w:tcMar>
-              <w:top w:w="120" w:type="dxa"/>
+              <w:top w:w="80" w:type="dxa"/>
               <w:start w:w="130" w:type="dxa"/>
-              <w:bottom w:w="120" w:type="dxa"/>
+              <w:bottom w:w="80" w:type="dxa"/>
               <w:end w:w="130" w:type="dxa"/>
             </w:tcMar>
             <w:vAlign w:val="center"/>
@@ -6519,6 +6838,9 @@
         </w:tc>
       </w:tr>
       <w:tr>
+        <w:trPr>
+          <w:cantSplit/>
+        </w:trPr>
         <w:tc>
           <w:tcPr>
             <w:tcW w:type="dxa" w:w="2268"/>
@@ -6530,9 +6852,9 @@
               <w:right w:val="single" w:sz="6" w:space="0" w:color="D6DEE4"/>
             </w:tcBorders>
             <w:tcMar>
-              <w:top w:w="120" w:type="dxa"/>
+              <w:top w:w="80" w:type="dxa"/>
               <w:start w:w="130" w:type="dxa"/>
-              <w:bottom w:w="120" w:type="dxa"/>
+              <w:bottom w:w="80" w:type="dxa"/>
               <w:end w:w="130" w:type="dxa"/>
             </w:tcMar>
             <w:vAlign w:val="center"/>
@@ -6562,9 +6884,9 @@
               <w:right w:val="single" w:sz="6" w:space="0" w:color="D6DEE4"/>
             </w:tcBorders>
             <w:tcMar>
-              <w:top w:w="120" w:type="dxa"/>
+              <w:top w:w="80" w:type="dxa"/>
               <w:start w:w="130" w:type="dxa"/>
-              <w:bottom w:w="120" w:type="dxa"/>
+              <w:bottom w:w="80" w:type="dxa"/>
               <w:end w:w="130" w:type="dxa"/>
             </w:tcMar>
             <w:vAlign w:val="center"/>
@@ -6585,6 +6907,9 @@
         </w:tc>
       </w:tr>
       <w:tr>
+        <w:trPr>
+          <w:cantSplit/>
+        </w:trPr>
         <w:tc>
           <w:tcPr>
             <w:tcW w:type="dxa" w:w="2268"/>
@@ -6596,9 +6921,9 @@
               <w:right w:val="single" w:sz="6" w:space="0" w:color="D6DEE4"/>
             </w:tcBorders>
             <w:tcMar>
-              <w:top w:w="120" w:type="dxa"/>
+              <w:top w:w="80" w:type="dxa"/>
               <w:start w:w="130" w:type="dxa"/>
-              <w:bottom w:w="120" w:type="dxa"/>
+              <w:bottom w:w="80" w:type="dxa"/>
               <w:end w:w="130" w:type="dxa"/>
             </w:tcMar>
             <w:vAlign w:val="center"/>
@@ -6628,9 +6953,9 @@
               <w:right w:val="single" w:sz="6" w:space="0" w:color="D6DEE4"/>
             </w:tcBorders>
             <w:tcMar>
-              <w:top w:w="120" w:type="dxa"/>
+              <w:top w:w="80" w:type="dxa"/>
               <w:start w:w="130" w:type="dxa"/>
-              <w:bottom w:w="120" w:type="dxa"/>
+              <w:bottom w:w="80" w:type="dxa"/>
               <w:end w:w="130" w:type="dxa"/>
             </w:tcMar>
             <w:vAlign w:val="center"/>
@@ -6651,6 +6976,9 @@
         </w:tc>
       </w:tr>
       <w:tr>
+        <w:trPr>
+          <w:cantSplit/>
+        </w:trPr>
         <w:tc>
           <w:tcPr>
             <w:tcW w:type="dxa" w:w="2268"/>
@@ -6662,9 +6990,78 @@
               <w:right w:val="single" w:sz="6" w:space="0" w:color="D6DEE4"/>
             </w:tcBorders>
             <w:tcMar>
-              <w:top w:w="120" w:type="dxa"/>
+              <w:top w:w="80" w:type="dxa"/>
               <w:start w:w="130" w:type="dxa"/>
-              <w:bottom w:w="120" w:type="dxa"/>
+              <w:bottom w:w="80" w:type="dxa"/>
+              <w:end w:w="130" w:type="dxa"/>
+            </w:tcMar>
+            <w:vAlign w:val="center"/>
+          </w:tcPr>
+          <w:p>
+            <w:pPr>
+              <w:jc w:val="center"/>
+            </w:pPr>
+            <w:r>
+              <w:rPr>
+                <w:rFonts w:ascii="Microsoft YaHei" w:hAnsi="Microsoft YaHei" w:eastAsia="Microsoft YaHei"/>
+                <w:color w:val="1A1F24"/>
+                <w:sz w:val="18"/>
+              </w:rPr>
+              <w:t>倒计时语音与画面不一致</w:t>
+            </w:r>
+          </w:p>
+        </w:tc>
+        <w:tc>
+          <w:tcPr>
+            <w:tcW w:type="dxa" w:w="6123"/>
+            <w:shd w:fill="FFFFFF"/>
+            <w:tcBorders>
+              <w:top w:val="single" w:sz="6" w:space="0" w:color="D6DEE4"/>
+              <w:left w:val="single" w:sz="6" w:space="0" w:color="D6DEE4"/>
+              <w:bottom w:val="single" w:sz="6" w:space="0" w:color="D6DEE4"/>
+              <w:right w:val="single" w:sz="6" w:space="0" w:color="D6DEE4"/>
+            </w:tcBorders>
+            <w:tcMar>
+              <w:top w:w="80" w:type="dxa"/>
+              <w:start w:w="130" w:type="dxa"/>
+              <w:bottom w:w="80" w:type="dxa"/>
+              <w:end w:w="130" w:type="dxa"/>
+            </w:tcMar>
+            <w:vAlign w:val="center"/>
+          </w:tcPr>
+          <w:p>
+            <w:pPr>
+              <w:jc w:val="left"/>
+            </w:pPr>
+            <w:r>
+              <w:rPr>
+                <w:rFonts w:ascii="Microsoft YaHei" w:hAnsi="Microsoft YaHei" w:eastAsia="Microsoft YaHei"/>
+                <w:color w:val="1A1F24"/>
+                <w:sz w:val="18"/>
+              </w:rPr>
+              <w:t>请更新到最新版本；新版本会按触发时的实际剩余秒数播报。</w:t>
+            </w:r>
+          </w:p>
+        </w:tc>
+      </w:tr>
+      <w:tr>
+        <w:trPr>
+          <w:cantSplit/>
+        </w:trPr>
+        <w:tc>
+          <w:tcPr>
+            <w:tcW w:type="dxa" w:w="2268"/>
+            <w:shd w:fill="FFFFFF"/>
+            <w:tcBorders>
+              <w:top w:val="single" w:sz="6" w:space="0" w:color="D6DEE4"/>
+              <w:left w:val="single" w:sz="6" w:space="0" w:color="D6DEE4"/>
+              <w:bottom w:val="single" w:sz="6" w:space="0" w:color="D6DEE4"/>
+              <w:right w:val="single" w:sz="6" w:space="0" w:color="D6DEE4"/>
+            </w:tcBorders>
+            <w:tcMar>
+              <w:top w:w="80" w:type="dxa"/>
+              <w:start w:w="130" w:type="dxa"/>
+              <w:bottom w:w="80" w:type="dxa"/>
               <w:end w:w="130" w:type="dxa"/>
             </w:tcMar>
             <w:vAlign w:val="center"/>
@@ -6694,9 +7091,9 @@
               <w:right w:val="single" w:sz="6" w:space="0" w:color="D6DEE4"/>
             </w:tcBorders>
             <w:tcMar>
-              <w:top w:w="120" w:type="dxa"/>
+              <w:top w:w="80" w:type="dxa"/>
               <w:start w:w="130" w:type="dxa"/>
-              <w:bottom w:w="120" w:type="dxa"/>
+              <w:bottom w:w="80" w:type="dxa"/>
               <w:end w:w="130" w:type="dxa"/>
             </w:tcMar>
             <w:vAlign w:val="center"/>
@@ -6717,6 +7114,9 @@
         </w:tc>
       </w:tr>
       <w:tr>
+        <w:trPr>
+          <w:cantSplit/>
+        </w:trPr>
         <w:tc>
           <w:tcPr>
             <w:tcW w:type="dxa" w:w="2268"/>
@@ -6728,9 +7128,9 @@
               <w:right w:val="single" w:sz="6" w:space="0" w:color="D6DEE4"/>
             </w:tcBorders>
             <w:tcMar>
-              <w:top w:w="120" w:type="dxa"/>
+              <w:top w:w="80" w:type="dxa"/>
               <w:start w:w="130" w:type="dxa"/>
-              <w:bottom w:w="120" w:type="dxa"/>
+              <w:bottom w:w="80" w:type="dxa"/>
               <w:end w:w="130" w:type="dxa"/>
             </w:tcMar>
             <w:vAlign w:val="center"/>
@@ -6760,9 +7160,9 @@
               <w:right w:val="single" w:sz="6" w:space="0" w:color="D6DEE4"/>
             </w:tcBorders>
             <w:tcMar>
-              <w:top w:w="120" w:type="dxa"/>
+              <w:top w:w="80" w:type="dxa"/>
               <w:start w:w="130" w:type="dxa"/>
-              <w:bottom w:w="120" w:type="dxa"/>
+              <w:bottom w:w="80" w:type="dxa"/>
               <w:end w:w="130" w:type="dxa"/>
             </w:tcMar>
             <w:vAlign w:val="center"/>
@@ -6783,6 +7183,9 @@
         </w:tc>
       </w:tr>
       <w:tr>
+        <w:trPr>
+          <w:cantSplit/>
+        </w:trPr>
         <w:tc>
           <w:tcPr>
             <w:tcW w:type="dxa" w:w="2268"/>
@@ -6794,9 +7197,9 @@
               <w:right w:val="single" w:sz="6" w:space="0" w:color="D6DEE4"/>
             </w:tcBorders>
             <w:tcMar>
-              <w:top w:w="120" w:type="dxa"/>
+              <w:top w:w="80" w:type="dxa"/>
               <w:start w:w="130" w:type="dxa"/>
-              <w:bottom w:w="120" w:type="dxa"/>
+              <w:bottom w:w="80" w:type="dxa"/>
               <w:end w:w="130" w:type="dxa"/>
             </w:tcMar>
             <w:vAlign w:val="center"/>
@@ -6826,9 +7229,9 @@
               <w:right w:val="single" w:sz="6" w:space="0" w:color="D6DEE4"/>
             </w:tcBorders>
             <w:tcMar>
-              <w:top w:w="120" w:type="dxa"/>
+              <w:top w:w="80" w:type="dxa"/>
               <w:start w:w="130" w:type="dxa"/>
-              <w:bottom w:w="120" w:type="dxa"/>
+              <w:bottom w:w="80" w:type="dxa"/>
               <w:end w:w="130" w:type="dxa"/>
             </w:tcMar>
             <w:vAlign w:val="center"/>
@@ -6849,6 +7252,9 @@
         </w:tc>
       </w:tr>
       <w:tr>
+        <w:trPr>
+          <w:cantSplit/>
+        </w:trPr>
         <w:tc>
           <w:tcPr>
             <w:tcW w:type="dxa" w:w="2268"/>
@@ -6860,9 +7266,9 @@
               <w:right w:val="single" w:sz="6" w:space="0" w:color="D6DEE4"/>
             </w:tcBorders>
             <w:tcMar>
-              <w:top w:w="120" w:type="dxa"/>
+              <w:top w:w="80" w:type="dxa"/>
               <w:start w:w="130" w:type="dxa"/>
-              <w:bottom w:w="120" w:type="dxa"/>
+              <w:bottom w:w="80" w:type="dxa"/>
               <w:end w:w="130" w:type="dxa"/>
             </w:tcMar>
             <w:vAlign w:val="center"/>
@@ -6892,9 +7298,9 @@
               <w:right w:val="single" w:sz="6" w:space="0" w:color="D6DEE4"/>
             </w:tcBorders>
             <w:tcMar>
-              <w:top w:w="120" w:type="dxa"/>
+              <w:top w:w="80" w:type="dxa"/>
               <w:start w:w="130" w:type="dxa"/>
-              <w:bottom w:w="120" w:type="dxa"/>
+              <w:bottom w:w="80" w:type="dxa"/>
               <w:end w:w="130" w:type="dxa"/>
             </w:tcMar>
             <w:vAlign w:val="center"/>
@@ -6930,6 +7336,9 @@
         <w:gridCol w:w="9978"/>
       </w:tblGrid>
       <w:tr>
+        <w:trPr>
+          <w:cantSplit/>
+        </w:trPr>
         <w:tc>
           <w:tcPr>
             <w:tcW w:type="dxa" w:w="9978"/>
@@ -6986,7 +7395,7 @@
       <w:headerReference w:type="default" r:id="rId9"/>
       <w:footerReference w:type="default" r:id="rId10"/>
       <w:pgSz w:w="11906" w:h="16838"/>
-      <w:pgMar w:top="1020" w:right="964" w:bottom="1020" w:left="964" w:header="720" w:footer="720" w:gutter="0"/>
+      <w:pgMar w:top="1247" w:right="964" w:bottom="1020" w:left="964" w:header="720" w:footer="720" w:gutter="0"/>
       <w:cols w:space="720"/>
       <w:docGrid w:linePitch="360"/>
     </w:sectPr>
